--- a/B. Pelaksanaan Tugas Manajerial/2.5 Sarana dan Prasarana/2.5.3 Laboratorium/2.5.3.1-Daftar_Inventaris_Laboratorium.docx
+++ b/B. Pelaksanaan Tugas Manajerial/2.5 Sarana dan Prasarana/2.5.3 Laboratorium/2.5.3.1-Daftar_Inventaris_Laboratorium.docx
@@ -2,15 +2,6 @@
 <file path=word/document.xml><?xml version="1.0" encoding="utf-8"?>
 <w:document xmlns:w="http://schemas.openxmlformats.org/wordprocessingml/2006/main" xmlns:m="http://schemas.openxmlformats.org/officeDocument/2006/math" xmlns:r="http://schemas.openxmlformats.org/officeDocument/2006/relationships" xmlns:o="urn:schemas-microsoft-com:office:office" xmlns:v="urn:schemas-microsoft-com:vml" xmlns:w10="urn:schemas-microsoft-com:office:word" xmlns:a="http://schemas.openxmlformats.org/drawingml/2006/main" xmlns:pic="http://schemas.openxmlformats.org/drawingml/2006/picture" xmlns:wp="http://schemas.openxmlformats.org/drawingml/2006/wordprocessingDrawing">
   <w:body>
-    <w:bookmarkStart w:id="23" w:name="daftar-inventaris-laboratorium"/>
-    <w:p>
-      <w:pPr>
-        <w:pStyle w:val="Heading1"/>
-      </w:pPr>
-      <w:r>
-        <w:t xml:space="preserve">2.5.3.1 Daftar Inventaris Laboratorium</w:t>
-      </w:r>
-    </w:p>
     <w:bookmarkStart w:id="20" w:name="pendahuluan"/>
     <w:p>
       <w:pPr>
@@ -25,31 +16,19 @@
         <w:pStyle w:val="FirstParagraph"/>
       </w:pPr>
       <w:r>
-        <w:t xml:space="preserve">Pengelolaan sarana dan prasarana madrasah dalam rangka pendayagunaan</w:t>
+        <w:t xml:space="preserve">Pengelolaan sarana dan prasarana madrasah mencakup pula pengelolaan</w:t>
       </w:r>
       <w:r>
         <w:t xml:space="preserve"> </w:t>
       </w:r>
       <w:r>
-        <w:t xml:space="preserve">secara optimal mencakup pula pengelolaan laboratorium madrasah, yang</w:t>
+        <w:t xml:space="preserve">laboratorium madrasah, yang harus didukung oleh pendataan inventaris</w:t>
       </w:r>
       <w:r>
         <w:t xml:space="preserve"> </w:t>
       </w:r>
       <w:r>
-        <w:t xml:space="preserve">harus didukung oleh pendataan inventaris peralatan yang tertib dan</w:t>
-      </w:r>
-      <w:r>
-        <w:t xml:space="preserve"> </w:t>
-      </w:r>
-      <w:r>
-        <w:t xml:space="preserve">akurat. Pendataan ini penting untuk menjamin ketersediaan dan kondisi</w:t>
-      </w:r>
-      <w:r>
-        <w:t xml:space="preserve"> </w:t>
-      </w:r>
-      <w:r>
-        <w:t xml:space="preserve">peralatan laboratorium dalam mendukung kegiatan praktik peserta didik.</w:t>
+        <w:t xml:space="preserve">peralatan yang tertib dan akurat.</w:t>
       </w:r>
     </w:p>
     <w:p>
@@ -57,19 +36,13 @@
         <w:pStyle w:val="BodyText"/>
       </w:pPr>
       <w:r>
-        <w:t xml:space="preserve">Dokumen ini memuat daftar inventaris Laboratorium Komputer MTsN 1</w:t>
+        <w:t xml:space="preserve">Dokumen ini memuat daftar inventaris Laboratorium Komputer sebagai</w:t>
       </w:r>
       <w:r>
         <w:t xml:space="preserve"> </w:t>
       </w:r>
       <w:r>
-        <w:t xml:space="preserve">Pandeglang sebagai bukti pengelolaan sarana laboratorium yang tertib</w:t>
-      </w:r>
-      <w:r>
-        <w:t xml:space="preserve"> </w:t>
-      </w:r>
-      <w:r>
-        <w:t xml:space="preserve">dan optimal.</w:t>
+        <w:t xml:space="preserve">bukti pengelolaan sarana laboratorium yang tertib dan optimal.</w:t>
       </w:r>
     </w:p>
     <w:bookmarkEnd w:id="20"/>
@@ -87,29 +60,29 @@
         <w:pStyle w:val="FirstParagraph"/>
       </w:pPr>
       <w:r>
-        <w:t xml:space="preserve">Jenis laboratorium: Laboratorium Komputer</w:t>
+        <w:t xml:space="preserve">Jenis laboratorium : Laboratorium Komputer</w:t>
       </w:r>
       <w:r>
         <w:t xml:space="preserve"> </w:t>
       </w:r>
       <w:r>
-        <w:t xml:space="preserve">Jumlah unit peralatan: 25 unit komputer</w:t>
+        <w:t xml:space="preserve">Jumlah unit peralatan : 25 unit komputer</w:t>
       </w:r>
       <w:r>
         <w:t xml:space="preserve"> </w:t>
       </w:r>
       <w:r>
-        <w:t xml:space="preserve">Penanggung jawab: Yahya Zulfikri (NIP 200001142025211016)</w:t>
+        <w:t xml:space="preserve">Penanggung jawab : Yahya Zulfikri (NIP 200001142025211016)</w:t>
       </w:r>
     </w:p>
     <w:bookmarkEnd w:id="21"/>
-    <w:bookmarkStart w:id="22" w:name="lampiran-yang-wajib-disertakan"/>
+    <w:bookmarkStart w:id="22" w:name="lampiran-yang-disertakan"/>
     <w:p>
       <w:pPr>
         <w:pStyle w:val="Heading2"/>
       </w:pPr>
       <w:r>
-        <w:t xml:space="preserve">LAMPIRAN YANG WAJIB DISERTAKAN</w:t>
+        <w:t xml:space="preserve">LAMPIRAN YANG DISERTAKAN</w:t>
       </w:r>
     </w:p>
     <w:p>
@@ -141,6 +114,12 @@
         <w:pStyle w:val="FirstParagraph"/>
       </w:pPr>
       <w:r>
+        <w:t xml:space="preserve">Pandeglang, 25 Agustus 2026</w:t>
+      </w:r>
+      <w:r>
+        <w:t xml:space="preserve"> </w:t>
+      </w:r>
+      <w:r>
         <w:t xml:space="preserve">Disahkan oleh,</w:t>
       </w:r>
       <w:r>
@@ -165,7 +144,6 @@
       </w:r>
     </w:p>
     <w:bookmarkEnd w:id="22"/>
-    <w:bookmarkEnd w:id="23"/>
     <w:sectPr/>
   </w:body>
 </w:document>
